--- a/docs/Project_Report_IEEE.docx
+++ b/docs/Project_Report_IEEE.docx
@@ -780,7 +780,7 @@
           <w:b/>
           <w:sz w:val="18"/>
         </w:rPr>
-        <w:t xml:space="preserve"> when distributed; the tile size and worker count were fixed by hand; and the autoscaler counted tiles, not work. This report presents four upgrades that address them. (1) Tiles, inputs and results move to S3-compatible object storage (MinIO locally, Amazon S3 in the cloud) and Redis carries only task IDs; Redis memory per 8192² job drops from 226 MB to 0.05 MB and accepted concurrent 8192² jobs rise from 2 to at least 12. (2) Two deep-learning operations, HED edge detection and Real-ESRGAN ×4 super-resolution, run under ONNX Runtime; their halos are calibrated empirically from the effective receptive field (80 px and 4 px instead of the theoretical 98 px and 34 px) and the stitcher is scale- and stride-aware. (3) A cost-aware planner predicts job time from a calibrated model of compute, per-tile overhead and a measured multi-worker capacity curve and chooses whether to distribute, the tile size and the worker count. Its prediction error is 25 % MAPE versus 40 % for a linear model, and it turns the 16× slowdown of naively tiled grayscale into a 1.11× result. (4) A work-aware autoscaler sizes the worker pool from queued compute-seconds and a latency target. On a replayed trace it met a 30 s latency target for every job with 9 % fewer worker pod-seconds than KEDA, while the CPU-based HPA met it for only 54 % of jobs. Neural operations reach only 2.5× (HED) and 2.4× (Real-ESRGAN) on a 16-thread laptop because they are memory-bandwidth bound, a result the planner models explicitly.</w:t>
+        <w:t xml:space="preserve"> when distributed; the tile size and worker count were fixed by hand; and the autoscaler counted tiles, not work. This report presents four upgrades that address them. (1) Tiles, inputs and results move to S3-compatible object storage (MinIO locally, Amazon S3 in the cloud) and Redis carries only task IDs; Redis memory per 8192² job drops from 226 MB to 0.05 MB and accepted concurrent 8192² jobs rise from 2 to at least 12. (2) Two deep-learning operations, HED edge detection and Real-ESRGAN ×4 super-resolution, run under ONNX Runtime; their halos are calibrated empirically from the effective receptive field (80 px and 4 px instead of the theoretical 98 px and 34 px) and the stitcher is scale- and stride-aware. (3) A cost-aware planner predicts job time from a calibrated model of compute, per-tile overhead and a measured multi-worker capacity curve and chooses whether to distribute, the tile size and the worker count. Its prediction error is 25 % MAPE versus 40 % for a linear model, and it turns the 16× slowdown of naively tiled grayscale into a 1.11× result. (4) A work-aware autoscaler sizes the worker pool from queued compute-seconds and a latency target. On a replayed trace it met a 30 s latency target for every job with 25 % fewer worker pod-seconds than KEDA, while the CPU-based HPA met it for only 66 % of jobs. Neural operations reach only 2.5× (HED) and 2.4× (Real-ESRGAN) on a 16-thread laptop because they are memory-bandwidth bound, a result the planner models explicitly.</w:t>
       </w:r>
     </w:p>
     <w:p>
@@ -1503,7 +1503,7 @@
               <w:rPr>
                 <w:sz w:val="15"/>
               </w:rPr>
-              <w:t>Kept: halo-exact output, leases, retries; 42 tests pass</w:t>
+              <w:t>Kept: halo-exact output, leases, retries; 43 tests pass</w:t>
             </w:r>
           </w:p>
         </w:tc>
@@ -4846,7 +4846,54 @@
       </w:r>
       <w:r>
         <w:rPr/>
-        <w:t xml:space="preserve"> = 0.8 the target utilisation. The first term drains the backlog within the latency target; the second keeps up with the steady arrival rate. Scale-down is delayed by a 30 s stabilisation window, as in the baselines. Unlike a queue-length rule, ten HED tiles and ten Canny tiles produce very different </w:t>
+        <w:t xml:space="preserve"> = 0.8 the target utilisation. The first term drains the backlog within the latency target; the second keeps up with the steady arrival rate. Scale-ups are applied at once. A reduction is applied after a 30 s stabilisation window, as in the baselines, with one exception: when </w:t>
+      </w:r>
+      <w:r>
+        <w:rPr>
+          <w:i/>
+        </w:rPr>
+        <w:t>W</w:t>
+      </w:r>
+      <w:r>
+        <w:rPr/>
+        <w:t xml:space="preserve"> &lt; 0.05 s (nothing queued or in progress) for 10 s (</w:t>
+      </w:r>
+      <w:r>
+        <w:rPr>
+          <w:rFonts w:ascii="Courier New" w:hAnsi="Courier New" w:eastAsia="Courier New"/>
+          <w:sz w:val="18"/>
+        </w:rPr>
+        <w:t>IDLE_SCALE_DOWN_S</w:t>
+      </w:r>
+      <w:r>
+        <w:rPr/>
+        <w:t xml:space="preserve">), the pool drops straight to </w:t>
+      </w:r>
+      <w:r>
+        <w:rPr>
+          <w:i/>
+        </w:rPr>
+        <w:t>n</w:t>
+      </w:r>
+      <w:r>
+        <w:rPr>
+          <w:vertAlign w:val="subscript"/>
+        </w:rPr>
+        <w:t>min</w:t>
+      </w:r>
+      <w:r>
+        <w:rPr/>
+        <w:t xml:space="preserve">. An empty queue is exact information, unlike the slowly decaying EMA λ, and a new burst is answered by an immediate scale-up whose start-up time is already budgeted in </w:t>
+      </w:r>
+      <w:r>
+        <w:rPr>
+          <w:i/>
+        </w:rPr>
+        <w:t>D</w:t>
+      </w:r>
+      <w:r>
+        <w:rPr/>
+        <w:t xml:space="preserve">. Unlike a queue-length rule, ten HED tiles and ten Canny tiles produce very different </w:t>
       </w:r>
       <w:r>
         <w:rPr>
@@ -7238,7 +7285,7 @@
               <w:rPr>
                 <w:sz w:val="15"/>
               </w:rPr>
-              <w:t>28.2 ± 2.5</w:t>
+              <w:t>25.7 ± 3.0</w:t>
             </w:r>
           </w:p>
         </w:tc>
@@ -7255,7 +7302,7 @@
               <w:rPr>
                 <w:sz w:val="15"/>
               </w:rPr>
-              <w:t>2.0 ± 0.1</w:t>
+              <w:t>2.2 ± 0.3</w:t>
             </w:r>
           </w:p>
         </w:tc>
@@ -7272,7 +7319,7 @@
               <w:rPr>
                 <w:sz w:val="15"/>
               </w:rPr>
-              <w:t>2.5 ± 0.1</w:t>
+              <w:t>2.7 ± 0.3</w:t>
             </w:r>
           </w:p>
         </w:tc>
@@ -7308,7 +7355,7 @@
               <w:rPr>
                 <w:sz w:val="15"/>
               </w:rPr>
-              <w:t>46.4 ± 4.6</w:t>
+              <w:t>42.7 ± 3.9</w:t>
             </w:r>
           </w:p>
         </w:tc>
@@ -7325,7 +7372,7 @@
               <w:rPr>
                 <w:sz w:val="15"/>
               </w:rPr>
-              <w:t>10.6 ± 0.2</w:t>
+              <w:t>14.8 ± 5.9</w:t>
             </w:r>
           </w:p>
         </w:tc>
@@ -7342,7 +7389,7 @@
               <w:rPr>
                 <w:sz w:val="15"/>
               </w:rPr>
-              <w:t>12.3 ± 0.3</w:t>
+              <w:t>12.5 ± 0.2</w:t>
             </w:r>
           </w:p>
         </w:tc>
@@ -7378,7 +7425,7 @@
               <w:rPr>
                 <w:sz w:val="15"/>
               </w:rPr>
-              <w:t>54.2 ± 10.0</w:t>
+              <w:t>65.6 ± 15.6</w:t>
             </w:r>
           </w:p>
         </w:tc>
@@ -7448,7 +7495,7 @@
               <w:rPr>
                 <w:sz w:val="15"/>
               </w:rPr>
-              <w:t>320 ± 5</w:t>
+              <w:t>328 ± 11</w:t>
             </w:r>
           </w:p>
         </w:tc>
@@ -7465,7 +7512,7 @@
               <w:rPr>
                 <w:sz w:val="15"/>
               </w:rPr>
-              <w:t>616 ± 47</w:t>
+              <w:t>657 ± 28</w:t>
             </w:r>
           </w:p>
         </w:tc>
@@ -7482,7 +7529,7 @@
               <w:rPr>
                 <w:sz w:val="15"/>
               </w:rPr>
-              <w:t>560 ± 37</w:t>
+              <w:t>490 ± 12</w:t>
             </w:r>
           </w:p>
         </w:tc>
@@ -7518,7 +7565,7 @@
               <w:rPr>
                 <w:sz w:val="15"/>
               </w:rPr>
-              <w:t>93.7 ± 15.0</w:t>
+              <w:t>78.5 ± 15.4</w:t>
             </w:r>
           </w:p>
         </w:tc>
@@ -7535,7 +7582,7 @@
               <w:rPr>
                 <w:sz w:val="15"/>
               </w:rPr>
-              <w:t>3.7 ± 0.0</w:t>
+              <w:t>3.4 ± 0.6</w:t>
             </w:r>
           </w:p>
         </w:tc>
@@ -7552,7 +7599,7 @@
               <w:rPr>
                 <w:sz w:val="15"/>
               </w:rPr>
-              <w:t>33.8 ± 0.1</w:t>
+              <w:t>33.1 ± 0.6</w:t>
             </w:r>
           </w:p>
         </w:tc>
@@ -7588,7 +7635,7 @@
               <w:rPr>
                 <w:sz w:val="15"/>
               </w:rPr>
-              <w:t>1.3 ± 0.6</w:t>
+              <w:t>1.7 ± 0.6</w:t>
             </w:r>
           </w:p>
         </w:tc>
@@ -7722,7 +7769,7 @@
       </w:r>
       <w:r>
         <w:rPr/>
-        <w:t xml:space="preserve"> is the cheapest (320 pod-s) but misses the target: only 54 % of jobs finish within 30 s and p95 latency is 46 s. CPU utilisation is averaged over a metrics window and the worker request is large, so its first scale-up came 94 s after the first arrival, by which time the expensive burst was mostly over.</w:t>
+        <w:t xml:space="preserve"> is the cheapest (328 pod-s) but misses the target: only 66 % of jobs finish within 30 s and p95 latency is 43 s. CPU utilisation is averaged over a metrics window and the worker request is large, so its first scale-up came 78 s after the first arrival, by which time the expensive burst was mostly over.</w:t>
       </w:r>
     </w:p>
     <w:p>
@@ -7749,7 +7796,7 @@
       </w:r>
       <w:r>
         <w:rPr/>
-        <w:t xml:space="preserve"> scaler both met the target for every job. KEDA had the lower p95 (10.6 s vs 12.3 s); the work-aware scaler used 9 % fewer worker pod-seconds (560 vs 616). The replica traces show why: KEDA scales up within 4 s of the </w:t>
+        <w:t xml:space="preserve"> scaler both met the target for every job, with similar p95 latency (14.8 ± 5.9 s vs 12.5 ± 0.2 s); the work-aware scaler used 25 % fewer worker pod-seconds (490 vs 657). The replica traces show why: KEDA scales up within 4 s of the </w:t>
       </w:r>
       <w:r>
         <w:rPr>
@@ -7759,7 +7806,7 @@
       </w:r>
       <w:r>
         <w:rPr/>
-        <w:t xml:space="preserve"> bursts, because 10 grayscale/Canny jobs queue hundreds of tiles, although those jobs finish in about two seconds on one worker. The work-aware scaler sees only a few seconds of queued work there and stays at one replica; its first scale-up (34 s) is the start of the expensive burst, which it meets with 5–7 workers.</w:t>
+        <w:t xml:space="preserve"> bursts, because 10 grayscale/Canny jobs queue hundreds of tiles, although those jobs finish in about two seconds on one worker. The work-aware scaler sees only a few seconds of queued work there and stays at one replica; its first scale-up (33 s) is the start of the expensive burst, which it meets with 5–7 workers.</w:t>
       </w:r>
     </w:p>
     <w:p>
@@ -7769,8 +7816,14 @@
         <w:jc w:val="both"/>
       </w:pPr>
       <w:r>
+        <w:rPr>
+          <w:b/>
+        </w:rPr>
+        <w:t>Idle scale-down.</w:t>
+      </w:r>
+      <w:r>
         <w:rPr/>
-        <w:t>The work-aware scaler is not optimal yet. After the queue drains it keeps its peak replica count for about 20 s more, because the arrival-rate term λ is an EMA that decays slowly and the 30 s scale-down delay starts only after demand falls; most of its remaining pod-seconds are spent there. A faster decay of λ, or scaling down in steps, is the obvious next improvement. With one trace on one host the differences between KEDA and the work-aware scaler are modest; the clear result is that scaling on work avoids reacting to cheap tile counts while still meeting the latency target.</w:t>
+        <w:t xml:space="preserve"> Our first version kept its peak replica count for about 20 s after the queue drained: the arrival-rate EMA λ decays slowly and every reduction waited the full 30 s window. Adding the idle rule (Sec. VIII) cut worker pod-seconds from 560 ± 37 to 490 ± 12 (12 % less), while p95 latency only moved from 12.3 s to 12.5 s, with 100 % of jobs still within the target (3 runs each, same trace). With one trace on one host the differences between KEDA and the work-aware scaler should be read as indicative; the robust result is that scaling on work avoids reacting to cheap tile counts while still meeting the latency target.</w:t>
       </w:r>
     </w:p>
     <w:p>
@@ -7794,7 +7847,7 @@
       </w:pPr>
       <w:r>
         <w:rPr/>
-        <w:t>The test suite has 42 tests (all pass): tiling and exact reconstruction for every classical operation, the reliable queue (claim, duplicate completion, lease expiry, retries), end-to-end HTTP runs including a crashed worker, and 16 new tests for the upgrades: S3-mode jobs keep pixels out of Redis, proxy and redirect delivery, queue-depth back-pressure, crash recovery in S3 mode, stride-aligned halos, scale-aware stitching, streamed TIFF equal to in-memory output, HED tiled vs whole (PSNR), Real-ESRGAN end to end, planner decisions, the online cost EMA, exact work-seconds accounting with retries and duplicates, and the work-aware replica rule. Fault tolerance from v1 still holds: a worker killed mid-job on Kubernetes was replaced and its leased tiles were re-run without loss.</w:t>
+        <w:t>The test suite has 43 tests (all pass): tiling and exact reconstruction for every classical operation, the reliable queue (claim, duplicate completion, lease expiry, retries), end-to-end HTTP runs including a crashed worker, and 17 new tests for the upgrades: S3-mode jobs keep pixels out of Redis, proxy and redirect delivery, queue-depth back-pressure, crash recovery in S3 mode, stride-aligned halos, scale-aware stitching, streamed TIFF equal to in-memory output, HED tiled vs whole (PSNR), Real-ESRGAN end to end, planner decisions, the online cost EMA, exact work-seconds accounting with retries and duplicates, the work-aware replica rule and the idle scale-down. Fault tolerance from v1 still holds: a worker killed mid-job on Kubernetes was replaced and its leased tiles were re-run without loss.</w:t>
       </w:r>
     </w:p>
     <w:p>
@@ -10247,6 +10300,59 @@
                 <w:sz w:val="16"/>
               </w:rPr>
               <w:t>Work-aware scaler parameters</w:t>
+            </w:r>
+          </w:p>
+        </w:tc>
+      </w:tr>
+      <w:tr>
+        <w:tc>
+          <w:tcPr>
+            <w:tcW w:type="dxa" w:w="3515"/>
+          </w:tcPr>
+          <w:p>
+            <w:pPr>
+              <w:jc w:val="left"/>
+            </w:pPr>
+            <w:r/>
+            <w:r>
+              <w:rPr>
+                <w:sz w:val="16"/>
+              </w:rPr>
+              <w:t>SCALE_DOWN_DELAY, IDLE_SCALE_DOWN_S</w:t>
+            </w:r>
+          </w:p>
+        </w:tc>
+        <w:tc>
+          <w:tcPr>
+            <w:tcW w:type="dxa" w:w="1361"/>
+          </w:tcPr>
+          <w:p>
+            <w:pPr>
+              <w:jc w:val="left"/>
+            </w:pPr>
+            <w:r/>
+            <w:r>
+              <w:rPr>
+                <w:sz w:val="16"/>
+              </w:rPr>
+              <w:t>30, 10</w:t>
+            </w:r>
+          </w:p>
+        </w:tc>
+        <w:tc>
+          <w:tcPr>
+            <w:tcW w:type="dxa" w:w="5216"/>
+          </w:tcPr>
+          <w:p>
+            <w:pPr>
+              <w:jc w:val="left"/>
+            </w:pPr>
+            <w:r/>
+            <w:r>
+              <w:rPr>
+                <w:sz w:val="16"/>
+              </w:rPr>
+              <w:t>Delay before a reduction; delay before an idle pool drops to MIN</w:t>
             </w:r>
           </w:p>
         </w:tc>
